--- a/04_Сертификаты_взрывозащиты/Перевод_RU/Сертификат_Ex_уровнемер_UHZ-SY-LB_копия2_RU.docx
+++ b/04_Сертификаты_взрывозащиты/Перевод_RU/Сертификат_Ex_уровнемер_UHZ-SY-LB_копия2_RU.docx
@@ -20,7 +20,7 @@
           <w:iCs/>
           <w:i/>
         </w:rPr>
-        <w:t xml:space="preserve">Перевод с китайского языка. Исходный файл: d6e86ec4bc4ec574ca35b07bb9677a5d.jpg. Страниц в оригинале: 1.</w:t>
+        <w:t xml:space="preserve">Перевод с китайского языка. Исходный файл: Сертификат_Ex_уровнемер_UHZ-SY-LB_копия2.jpg (исходное имя: d6e86ec4bc4ec574ca35b07bb9677a5d.jpg). Страниц в оригинале: 1.</w:t>
       </w:r>
     </w:p>
     <w:p>
@@ -32,7 +32,7 @@
           <w:bCs/>
           <w:b/>
         </w:rPr>
-        <w:t xml:space="preserve">Содержание идентично файлу 135f0a42e3ffe04c7c13288235396e9c.jpg</w:t>
+        <w:t xml:space="preserve">Содержание идентично файлу Сертификат_Ex_уровнемер_UHZ-SY-LB_копия1.jpg (исходное имя: 135f0a42e3ffe04c7c13288235396e9c.jpg)</w:t>
       </w:r>
       <w:r>
         <w:t xml:space="preserve"> </w:t>
